--- a/LAPORAN UX/Laporan_UX_Kelompok_bipiww_FINAL_TANPA_LOGO.docx
+++ b/LAPORAN UX/Laporan_UX_Kelompok_bipiww_FINAL_TANPA_LOGO.docx
@@ -12,12 +12,10 @@
       </w:pPr>
       <w:r>
         <w:tab/>
+        <w:t xml:space="preserve">LAPORAN KELOMPOK </w:t>
       </w:r>
       <w:r>
-        <w:t>LAPORAN KELOMPO</w:t>
-      </w:r>
-      <w:r>
-        <w:t>K 6</w:t>
+        <w:t>5</w:t>
       </w:r>
     </w:p>
     <w:p>
@@ -46,23 +44,10 @@
         <w:jc w:val="center"/>
       </w:pPr>
       <w:r>
-        <w:t xml:space="preserve">Mata </w:t>
+        <w:t xml:space="preserve">Mata Kuliah: </w:t>
       </w:r>
-      <w:proofErr w:type="spellStart"/>
       <w:r>
-        <w:t>Kuliah</w:t>
-      </w:r>
-      <w:proofErr w:type="spellEnd"/>
-      <w:r>
-        <w:t xml:space="preserve">: </w:t>
-      </w:r>
-      <w:proofErr w:type="spellStart"/>
-      <w:r>
-        <w:t>Perancangan</w:t>
-      </w:r>
-      <w:proofErr w:type="spellEnd"/>
-      <w:r>
-        <w:t xml:space="preserve"> UX</w:t>
+        <w:t>Perancangan UX</w:t>
       </w:r>
     </w:p>
     <w:p>
@@ -70,13 +55,8 @@
         <w:jc w:val="center"/>
       </w:pPr>
       <w:r>
-        <w:t xml:space="preserve">Dosen: Ary Dwi </w:t>
+        <w:t>Dosen: Ary Dwi Warsito</w:t>
       </w:r>
-      <w:proofErr w:type="spellStart"/>
-      <w:r>
-        <w:t>Warsito</w:t>
-      </w:r>
-      <w:proofErr w:type="spellEnd"/>
     </w:p>
     <w:p>
       <w:pPr>
